--- a/backend/templates/Template Laporan Perjalanan Dinas.docx
+++ b/backend/templates/Template Laporan Perjalanan Dinas.docx
@@ -1,6 +1,6 @@
 
 <file path=word/document.xml><?xml version="1.0" encoding="utf-8"?>
-<w:document xmlns:wpc="http://schemas.microsoft.com/office/word/2010/wordprocessingCanvas" xmlns:cx="http://schemas.microsoft.com/office/drawing/2014/chartex" xmlns:cx1="http://schemas.microsoft.com/office/drawing/2015/9/8/chartex" xmlns:cx2="http://schemas.microsoft.com/office/drawing/2015/10/21/chartex" xmlns:cx3="http://schemas.microsoft.com/office/drawing/2016/5/9/chartex" xmlns:cx4="http://schemas.microsoft.com/office/drawing/2016/5/10/chartex" xmlns:cx5="http://schemas.microsoft.com/office/drawing/2016/5/11/chartex" xmlns:cx6="http://schemas.microsoft.com/office/drawing/2016/5/12/chartex" xmlns:cx7="http://schemas.microsoft.com/office/drawing/2016/5/13/chartex" xmlns:cx8="http://schemas.microsoft.com/office/drawing/2016/5/14/chartex" xmlns:mc="http://schemas.openxmlformats.org/markup-compatibility/2006" xmlns:aink="http://schemas.microsoft.com/office/drawing/2016/ink" xmlns:am3d="http://schemas.microsoft.com/office/drawing/2017/model3d" xmlns:o="urn:schemas-microsoft-com:office:office" xmlns:oel="http://schemas.microsoft.com/office/2019/extlst" xmlns:r="http://schemas.openxmlformats.org/officeDocument/2006/relationships" xmlns:m="http://schemas.openxmlformats.org/officeDocument/2006/math" xmlns:v="urn:schemas-microsoft-com:vml" xmlns:wp14="http://schemas.microsoft.com/office/word/2010/wordprocessingDrawing" xmlns:wp="http://schemas.openxmlformats.org/drawingml/2006/wordprocessingDrawing" xmlns:w10="urn:schemas-microsoft-com:office:word" xmlns:w="http://schemas.openxmlformats.org/wordprocessingml/2006/main" xmlns:w14="http://schemas.microsoft.com/office/word/2010/wordml" xmlns:w15="http://schemas.microsoft.com/office/word/2012/wordml" xmlns:w16cei="http://schemas.microsoft.com/office/word/2026/wordml/cei" xmlns:w16cex="http://schemas.microsoft.com/office/word/2018/wordml/cex" xmlns:w16cid="http://schemas.microsoft.com/office/word/2016/wordml/cid" xmlns:w16="http://schemas.microsoft.com/office/word/2018/wordml" xmlns:w16du="http://schemas.microsoft.com/office/word/2023/wordml/word16du" xmlns:w16sdtdh="http://schemas.microsoft.com/office/word/2020/wordml/sdtdatahash" xmlns:w16sdtfl="http://schemas.microsoft.com/office/word/2024/wordml/sdtformatlock" xmlns:w16se="http://schemas.microsoft.com/office/word/2015/wordml/symex" xmlns:wpg="http://schemas.microsoft.com/office/word/2010/wordprocessingGroup" xmlns:wpi="http://schemas.microsoft.com/office/word/2010/wordprocessingInk" xmlns:wne="http://schemas.microsoft.com/office/word/2006/wordml" xmlns:wps="http://schemas.microsoft.com/office/word/2010/wordprocessingShape" mc:Ignorable="w14 w15 w16se w16cid w16 w16cex w16sdtdh w16sdtfl w16du wp14">
+<w:document xmlns:wpc="http://schemas.microsoft.com/office/word/2010/wordprocessingCanvas" xmlns:cx="http://schemas.microsoft.com/office/drawing/2014/chartex" xmlns:cx1="http://schemas.microsoft.com/office/drawing/2015/9/8/chartex" xmlns:cx2="http://schemas.microsoft.com/office/drawing/2015/10/21/chartex" xmlns:cx3="http://schemas.microsoft.com/office/drawing/2016/5/9/chartex" xmlns:cx4="http://schemas.microsoft.com/office/drawing/2016/5/10/chartex" xmlns:cx5="http://schemas.microsoft.com/office/drawing/2016/5/11/chartex" xmlns:cx6="http://schemas.microsoft.com/office/drawing/2016/5/12/chartex" xmlns:cx7="http://schemas.microsoft.com/office/drawing/2016/5/13/chartex" xmlns:cx8="http://schemas.microsoft.com/office/drawing/2016/5/14/chartex" xmlns:mc="http://schemas.openxmlformats.org/markup-compatibility/2006" xmlns:aink="http://schemas.microsoft.com/office/drawing/2016/ink" xmlns:am3d="http://schemas.microsoft.com/office/drawing/2017/model3d" xmlns:o="urn:schemas-microsoft-com:office:office" xmlns:oel="http://schemas.microsoft.com/office/2019/extlst" xmlns:r="http://schemas.openxmlformats.org/officeDocument/2006/relationships" xmlns:m="http://schemas.openxmlformats.org/officeDocument/2006/math" xmlns:v="urn:schemas-microsoft-com:vml" xmlns:wp14="http://schemas.microsoft.com/office/word/2010/wordprocessingDrawing" xmlns:wp="http://schemas.openxmlformats.org/drawingml/2006/wordprocessingDrawing" xmlns:w10="urn:schemas-microsoft-com:office:word" xmlns:w="http://schemas.openxmlformats.org/wordprocessingml/2006/main" xmlns:w14="http://schemas.microsoft.com/office/word/2010/wordml" xmlns:w15="http://schemas.microsoft.com/office/word/2012/wordml" xmlns:w16cex="http://schemas.microsoft.com/office/word/2018/wordml/cex" xmlns:w16cid="http://schemas.microsoft.com/office/word/2016/wordml/cid" xmlns:w16="http://schemas.microsoft.com/office/word/2018/wordml" xmlns:w16du="http://schemas.microsoft.com/office/word/2023/wordml/word16du" xmlns:w16sdtdh="http://schemas.microsoft.com/office/word/2020/wordml/sdtdatahash" xmlns:w16sdtfl="http://schemas.microsoft.com/office/word/2024/wordml/sdtformatlock" xmlns:w16se="http://schemas.microsoft.com/office/word/2015/wordml/symex" xmlns:wpg="http://schemas.microsoft.com/office/word/2010/wordprocessingGroup" xmlns:wpi="http://schemas.microsoft.com/office/word/2010/wordprocessingInk" xmlns:wne="http://schemas.microsoft.com/office/word/2006/wordml" xmlns:wps="http://schemas.microsoft.com/office/word/2010/wordprocessingShape" mc:Ignorable="w14 w15 w16se w16cid w16 w16cex w16sdtdh w16sdtfl w16du wp14">
   <w:body>
     <w:p>
       <w:pPr>
@@ -172,18 +172,19 @@
           <w:szCs w:val="16"/>
           <w:lang w:val="en-ID"/>
         </w:rPr>
-        <w:t>Jl. Jend. Sudirman Muara Bulian 36613 Telp (0743) 21008 Fax (0743) 21008</w:t>
-      </w:r>
-    </w:p>
-    <w:p>
-      <w:pPr>
-        <w:ind w:left="1560" w:firstLine="11"/>
-        <w:rPr>
+        <w:t xml:space="preserve">Jl. </w:t>
+      </w:r>
+      <w:proofErr w:type="spellStart"/>
+      <w:r>
+        <w:rPr>
+          <w:rFonts w:ascii="Arial" w:hAnsi="Arial" w:cs="Arial"/>
           <w:sz w:val="16"/>
           <w:szCs w:val="16"/>
           <w:lang w:val="en-ID"/>
         </w:rPr>
-      </w:pPr>
+        <w:t>Jend</w:t>
+      </w:r>
+      <w:proofErr w:type="spellEnd"/>
       <w:r>
         <w:rPr>
           <w:rFonts w:ascii="Arial" w:hAnsi="Arial" w:cs="Arial"/>
@@ -191,8 +192,9 @@
           <w:szCs w:val="16"/>
           <w:lang w:val="en-ID"/>
         </w:rPr>
-        <w:t xml:space="preserve"> </w:t>
-      </w:r>
+        <w:t xml:space="preserve">. Sudirman Muara </w:t>
+      </w:r>
+      <w:proofErr w:type="spellStart"/>
       <w:r>
         <w:rPr>
           <w:rFonts w:ascii="Arial" w:hAnsi="Arial" w:cs="Arial"/>
@@ -200,7 +202,56 @@
           <w:szCs w:val="16"/>
           <w:lang w:val="en-ID"/>
         </w:rPr>
-        <w:t xml:space="preserve">Homepage : </w:t>
+        <w:t>Bulian</w:t>
+      </w:r>
+      <w:proofErr w:type="spellEnd"/>
+      <w:r>
+        <w:rPr>
+          <w:rFonts w:ascii="Arial" w:hAnsi="Arial" w:cs="Arial"/>
+          <w:sz w:val="16"/>
+          <w:szCs w:val="16"/>
+          <w:lang w:val="en-ID"/>
+        </w:rPr>
+        <w:t xml:space="preserve"> 36613 Telp (0743) 21008 Fax (0743) 21008</w:t>
+      </w:r>
+    </w:p>
+    <w:p>
+      <w:pPr>
+        <w:ind w:left="1560" w:firstLine="11"/>
+        <w:rPr>
+          <w:sz w:val="16"/>
+          <w:szCs w:val="16"/>
+          <w:lang w:val="en-ID"/>
+        </w:rPr>
+      </w:pPr>
+      <w:r>
+        <w:rPr>
+          <w:rFonts w:ascii="Arial" w:hAnsi="Arial" w:cs="Arial"/>
+          <w:sz w:val="16"/>
+          <w:szCs w:val="16"/>
+          <w:lang w:val="en-ID"/>
+        </w:rPr>
+        <w:t xml:space="preserve"> </w:t>
+      </w:r>
+      <w:proofErr w:type="gramStart"/>
+      <w:r>
+        <w:rPr>
+          <w:rFonts w:ascii="Arial" w:hAnsi="Arial" w:cs="Arial"/>
+          <w:sz w:val="16"/>
+          <w:szCs w:val="16"/>
+          <w:lang w:val="en-ID"/>
+        </w:rPr>
+        <w:t>Homepage :</w:t>
+      </w:r>
+      <w:proofErr w:type="gramEnd"/>
+      <w:r>
+        <w:rPr>
+          <w:rFonts w:ascii="Arial" w:hAnsi="Arial" w:cs="Arial"/>
+          <w:sz w:val="16"/>
+          <w:szCs w:val="16"/>
+          <w:lang w:val="en-ID"/>
+        </w:rPr>
+        <w:t xml:space="preserve"> </w:t>
       </w:r>
       <w:hyperlink r:id="rId8" w:history="1">
         <w:r>
@@ -221,7 +272,27 @@
           <w:szCs w:val="16"/>
           <w:lang w:val="en-ID"/>
         </w:rPr>
-        <w:t xml:space="preserve"> Email : </w:t>
+        <w:t xml:space="preserve"> </w:t>
+      </w:r>
+      <w:proofErr w:type="gramStart"/>
+      <w:r>
+        <w:rPr>
+          <w:rFonts w:ascii="Arial" w:hAnsi="Arial" w:cs="Arial"/>
+          <w:sz w:val="16"/>
+          <w:szCs w:val="16"/>
+          <w:lang w:val="en-ID"/>
+        </w:rPr>
+        <w:t>Email :</w:t>
+      </w:r>
+      <w:proofErr w:type="gramEnd"/>
+      <w:r>
+        <w:rPr>
+          <w:rFonts w:ascii="Arial" w:hAnsi="Arial" w:cs="Arial"/>
+          <w:sz w:val="16"/>
+          <w:szCs w:val="16"/>
+          <w:lang w:val="en-ID"/>
+        </w:rPr>
+        <w:t xml:space="preserve"> </w:t>
       </w:r>
       <w:hyperlink r:id="rId9" w:history="1">
         <w:r>
@@ -273,11 +344,19 @@
           <w:lang w:val="id-ID"/>
         </w:rPr>
       </w:pPr>
-      <w:r>
-        <w:rPr>
-          <w:rFonts w:ascii="Arial" w:hAnsi="Arial" w:cs="Arial"/>
-        </w:rPr>
-        <w:t>Muara Bulian</w:t>
+      <w:proofErr w:type="spellStart"/>
+      <w:r>
+        <w:rPr>
+          <w:rFonts w:ascii="Arial" w:hAnsi="Arial" w:cs="Arial"/>
+        </w:rPr>
+        <w:t>Muara</w:t>
+      </w:r>
+      <w:proofErr w:type="spellEnd"/>
+      <w:r>
+        <w:rPr>
+          <w:rFonts w:ascii="Arial" w:hAnsi="Arial" w:cs="Arial"/>
+        </w:rPr>
+        <w:t xml:space="preserve"> Bulian</w:t>
       </w:r>
       <w:r>
         <w:rPr>
@@ -290,41 +369,7 @@
           <w:rFonts w:ascii="Arial" w:hAnsi="Arial" w:cs="Arial"/>
           <w:lang w:val="id-ID"/>
         </w:rPr>
-        <w:t>${Hari}</w:t>
-      </w:r>
-      <w:r>
-        <w:rPr>
-          <w:rFonts w:ascii="Arial" w:hAnsi="Arial" w:cs="Arial"/>
-          <w:lang w:val="id-ID"/>
-        </w:rPr>
-        <w:t xml:space="preserve"> </w:t>
-      </w:r>
-      <w:r>
-        <w:rPr>
-          <w:rFonts w:ascii="Arial" w:hAnsi="Arial" w:cs="Arial"/>
-          <w:lang w:val="id-ID"/>
-        </w:rPr>
         <w:t>${TglTugas}</w:t>
-      </w:r>
-      <w:r>
-        <w:rPr>
-          <w:rFonts w:ascii="Arial" w:hAnsi="Arial" w:cs="Arial"/>
-          <w:lang w:val="id-ID"/>
-        </w:rPr>
-        <w:t xml:space="preserve"> </w:t>
-      </w:r>
-      <w:r>
-        <w:rPr>
-          <w:rFonts w:ascii="Arial" w:hAnsi="Arial" w:cs="Arial"/>
-        </w:rPr>
-        <w:t>202</w:t>
-      </w:r>
-      <w:r>
-        <w:rPr>
-          <w:rFonts w:ascii="Arial" w:hAnsi="Arial" w:cs="Arial"/>
-          <w:lang w:val="id-ID"/>
-        </w:rPr>
-        <w:t>6</w:t>
       </w:r>
     </w:p>
     <w:p>
@@ -352,23 +397,67 @@
           <w:rFonts w:ascii="Arial" w:hAnsi="Arial" w:cs="Arial"/>
         </w:rPr>
       </w:pPr>
-      <w:r>
-        <w:rPr>
-          <w:rFonts w:ascii="Arial" w:hAnsi="Arial" w:cs="Arial"/>
-        </w:rPr>
-        <w:t xml:space="preserve">Yth. </w:t>
-      </w:r>
-      <w:r>
-        <w:rPr>
-          <w:rFonts w:ascii="Arial" w:hAnsi="Arial" w:cs="Arial"/>
-        </w:rPr>
-        <w:t xml:space="preserve">Kepala </w:t>
-      </w:r>
-      <w:r>
-        <w:rPr>
-          <w:rFonts w:ascii="Arial" w:hAnsi="Arial" w:cs="Arial"/>
-        </w:rPr>
-        <w:t>BPS Kabupaten Batang Hari</w:t>
+      <w:proofErr w:type="spellStart"/>
+      <w:r>
+        <w:rPr>
+          <w:rFonts w:ascii="Arial" w:hAnsi="Arial" w:cs="Arial"/>
+        </w:rPr>
+        <w:t>Yth</w:t>
+      </w:r>
+      <w:proofErr w:type="spellEnd"/>
+      <w:r>
+        <w:rPr>
+          <w:rFonts w:ascii="Arial" w:hAnsi="Arial" w:cs="Arial"/>
+        </w:rPr>
+        <w:t xml:space="preserve">. </w:t>
+      </w:r>
+      <w:proofErr w:type="spellStart"/>
+      <w:r>
+        <w:rPr>
+          <w:rFonts w:ascii="Arial" w:hAnsi="Arial" w:cs="Arial"/>
+        </w:rPr>
+        <w:t>Kepala</w:t>
+      </w:r>
+      <w:proofErr w:type="spellEnd"/>
+      <w:r>
+        <w:rPr>
+          <w:rFonts w:ascii="Arial" w:hAnsi="Arial" w:cs="Arial"/>
+        </w:rPr>
+        <w:t xml:space="preserve"> </w:t>
+      </w:r>
+      <w:r>
+        <w:rPr>
+          <w:rFonts w:ascii="Arial" w:hAnsi="Arial" w:cs="Arial"/>
+        </w:rPr>
+        <w:t xml:space="preserve">BPS </w:t>
+      </w:r>
+      <w:proofErr w:type="spellStart"/>
+      <w:r>
+        <w:rPr>
+          <w:rFonts w:ascii="Arial" w:hAnsi="Arial" w:cs="Arial"/>
+        </w:rPr>
+        <w:t>Kabupaten</w:t>
+      </w:r>
+      <w:proofErr w:type="spellEnd"/>
+      <w:r>
+        <w:rPr>
+          <w:rFonts w:ascii="Arial" w:hAnsi="Arial" w:cs="Arial"/>
+        </w:rPr>
+        <w:t xml:space="preserve"> </w:t>
+      </w:r>
+      <w:proofErr w:type="spellStart"/>
+      <w:r>
+        <w:rPr>
+          <w:rFonts w:ascii="Arial" w:hAnsi="Arial" w:cs="Arial"/>
+        </w:rPr>
+        <w:t>Batang</w:t>
+      </w:r>
+      <w:proofErr w:type="spellEnd"/>
+      <w:r>
+        <w:rPr>
+          <w:rFonts w:ascii="Arial" w:hAnsi="Arial" w:cs="Arial"/>
+        </w:rPr>
+        <w:t xml:space="preserve"> Hari</w:t>
       </w:r>
     </w:p>
     <w:p>
@@ -404,12 +493,14 @@
           <w:b/>
         </w:rPr>
       </w:pPr>
+      <w:proofErr w:type="spellStart"/>
       <w:r>
         <w:rPr>
           <w:rFonts w:ascii="Arial" w:hAnsi="Arial" w:cs="Arial"/>
         </w:rPr>
         <w:t>Tempat</w:t>
       </w:r>
+      <w:proofErr w:type="spellEnd"/>
     </w:p>
     <w:p>
       <w:pPr>
@@ -545,7 +636,104 @@
           <w:rFonts w:ascii="Arial" w:hAnsi="Arial" w:cs="Arial"/>
         </w:rPr>
         <w:tab/>
-        <w:t>Dengan ini disampaikan Laporan Perjalanan Dinas sebagai berikut:</w:t>
+      </w:r>
+      <w:proofErr w:type="spellStart"/>
+      <w:r>
+        <w:rPr>
+          <w:rFonts w:ascii="Arial" w:hAnsi="Arial" w:cs="Arial"/>
+        </w:rPr>
+        <w:t>Dengan</w:t>
+      </w:r>
+      <w:proofErr w:type="spellEnd"/>
+      <w:r>
+        <w:rPr>
+          <w:rFonts w:ascii="Arial" w:hAnsi="Arial" w:cs="Arial"/>
+        </w:rPr>
+        <w:t xml:space="preserve"> </w:t>
+      </w:r>
+      <w:proofErr w:type="spellStart"/>
+      <w:r>
+        <w:rPr>
+          <w:rFonts w:ascii="Arial" w:hAnsi="Arial" w:cs="Arial"/>
+        </w:rPr>
+        <w:t>ini</w:t>
+      </w:r>
+      <w:proofErr w:type="spellEnd"/>
+      <w:r>
+        <w:rPr>
+          <w:rFonts w:ascii="Arial" w:hAnsi="Arial" w:cs="Arial"/>
+        </w:rPr>
+        <w:t xml:space="preserve"> </w:t>
+      </w:r>
+      <w:proofErr w:type="spellStart"/>
+      <w:r>
+        <w:rPr>
+          <w:rFonts w:ascii="Arial" w:hAnsi="Arial" w:cs="Arial"/>
+        </w:rPr>
+        <w:t>disampaikan</w:t>
+      </w:r>
+      <w:proofErr w:type="spellEnd"/>
+      <w:r>
+        <w:rPr>
+          <w:rFonts w:ascii="Arial" w:hAnsi="Arial" w:cs="Arial"/>
+        </w:rPr>
+        <w:t xml:space="preserve"> </w:t>
+      </w:r>
+      <w:proofErr w:type="spellStart"/>
+      <w:r>
+        <w:rPr>
+          <w:rFonts w:ascii="Arial" w:hAnsi="Arial" w:cs="Arial"/>
+        </w:rPr>
+        <w:t>Laporan</w:t>
+      </w:r>
+      <w:proofErr w:type="spellEnd"/>
+      <w:r>
+        <w:rPr>
+          <w:rFonts w:ascii="Arial" w:hAnsi="Arial" w:cs="Arial"/>
+        </w:rPr>
+        <w:t xml:space="preserve"> </w:t>
+      </w:r>
+      <w:proofErr w:type="spellStart"/>
+      <w:r>
+        <w:rPr>
+          <w:rFonts w:ascii="Arial" w:hAnsi="Arial" w:cs="Arial"/>
+        </w:rPr>
+        <w:t>Perjalanan</w:t>
+      </w:r>
+      <w:proofErr w:type="spellEnd"/>
+      <w:r>
+        <w:rPr>
+          <w:rFonts w:ascii="Arial" w:hAnsi="Arial" w:cs="Arial"/>
+        </w:rPr>
+        <w:t xml:space="preserve"> Dinas </w:t>
+      </w:r>
+      <w:proofErr w:type="spellStart"/>
+      <w:r>
+        <w:rPr>
+          <w:rFonts w:ascii="Arial" w:hAnsi="Arial" w:cs="Arial"/>
+        </w:rPr>
+        <w:t>sebagai</w:t>
+      </w:r>
+      <w:proofErr w:type="spellEnd"/>
+      <w:r>
+        <w:rPr>
+          <w:rFonts w:ascii="Arial" w:hAnsi="Arial" w:cs="Arial"/>
+        </w:rPr>
+        <w:t xml:space="preserve"> </w:t>
+      </w:r>
+      <w:proofErr w:type="spellStart"/>
+      <w:r>
+        <w:rPr>
+          <w:rFonts w:ascii="Arial" w:hAnsi="Arial" w:cs="Arial"/>
+        </w:rPr>
+        <w:t>berikut</w:t>
+      </w:r>
+      <w:proofErr w:type="spellEnd"/>
+      <w:r>
+        <w:rPr>
+          <w:rFonts w:ascii="Arial" w:hAnsi="Arial" w:cs="Arial"/>
+        </w:rPr>
+        <w:t>:</w:t>
       </w:r>
     </w:p>
     <w:p>
@@ -607,12 +795,28 @@
           <w:rFonts w:ascii="Arial" w:hAnsi="Arial" w:cs="Arial"/>
         </w:rPr>
       </w:pPr>
-      <w:r>
-        <w:rPr>
-          <w:rFonts w:ascii="Arial" w:hAnsi="Arial" w:cs="Arial"/>
-        </w:rPr>
-        <w:t>Identitas Pegawai</w:t>
-      </w:r>
+      <w:proofErr w:type="spellStart"/>
+      <w:r>
+        <w:rPr>
+          <w:rFonts w:ascii="Arial" w:hAnsi="Arial" w:cs="Arial"/>
+        </w:rPr>
+        <w:t>Identitas</w:t>
+      </w:r>
+      <w:proofErr w:type="spellEnd"/>
+      <w:r>
+        <w:rPr>
+          <w:rFonts w:ascii="Arial" w:hAnsi="Arial" w:cs="Arial"/>
+        </w:rPr>
+        <w:t xml:space="preserve"> </w:t>
+      </w:r>
+      <w:proofErr w:type="spellStart"/>
+      <w:r>
+        <w:rPr>
+          <w:rFonts w:ascii="Arial" w:hAnsi="Arial" w:cs="Arial"/>
+        </w:rPr>
+        <w:t>Pegawai</w:t>
+      </w:r>
+      <w:proofErr w:type="spellEnd"/>
     </w:p>
     <w:tbl>
       <w:tblPr>
@@ -824,12 +1028,14 @@
                 <w:rFonts w:ascii="Arial" w:hAnsi="Arial" w:cs="Arial"/>
               </w:rPr>
             </w:pPr>
+            <w:proofErr w:type="spellStart"/>
             <w:r>
               <w:rPr>
                 <w:rFonts w:ascii="Arial" w:hAnsi="Arial" w:cs="Arial"/>
               </w:rPr>
               <w:t>Jabatan</w:t>
             </w:r>
+            <w:proofErr w:type="spellEnd"/>
           </w:p>
         </w:tc>
         <w:tc>
@@ -911,12 +1117,28 @@
                 <w:rFonts w:ascii="Arial" w:hAnsi="Arial" w:cs="Arial"/>
               </w:rPr>
             </w:pPr>
-            <w:r>
-              <w:rPr>
-                <w:rFonts w:ascii="Arial" w:hAnsi="Arial" w:cs="Arial"/>
-              </w:rPr>
-              <w:t>Unit Kerja</w:t>
-            </w:r>
+            <w:proofErr w:type="spellStart"/>
+            <w:r>
+              <w:rPr>
+                <w:rFonts w:ascii="Arial" w:hAnsi="Arial" w:cs="Arial"/>
+              </w:rPr>
+              <w:t>Unit</w:t>
+            </w:r>
+            <w:proofErr w:type="spellEnd"/>
+            <w:r>
+              <w:rPr>
+                <w:rFonts w:ascii="Arial" w:hAnsi="Arial" w:cs="Arial"/>
+              </w:rPr>
+              <w:t xml:space="preserve"> </w:t>
+            </w:r>
+            <w:proofErr w:type="spellStart"/>
+            <w:r>
+              <w:rPr>
+                <w:rFonts w:ascii="Arial" w:hAnsi="Arial" w:cs="Arial"/>
+              </w:rPr>
+              <w:t>Kerja</w:t>
+            </w:r>
+            <w:proofErr w:type="spellEnd"/>
           </w:p>
         </w:tc>
         <w:tc>
@@ -955,7 +1177,35 @@
               <w:rPr>
                 <w:rFonts w:ascii="Arial" w:hAnsi="Arial" w:cs="Arial"/>
               </w:rPr>
-              <w:t>BPS Kabupaten Batang Hari</w:t>
+              <w:t xml:space="preserve">BPS </w:t>
+            </w:r>
+            <w:proofErr w:type="spellStart"/>
+            <w:r>
+              <w:rPr>
+                <w:rFonts w:ascii="Arial" w:hAnsi="Arial" w:cs="Arial"/>
+              </w:rPr>
+              <w:t>Kabupaten</w:t>
+            </w:r>
+            <w:proofErr w:type="spellEnd"/>
+            <w:r>
+              <w:rPr>
+                <w:rFonts w:ascii="Arial" w:hAnsi="Arial" w:cs="Arial"/>
+              </w:rPr>
+              <w:t xml:space="preserve"> </w:t>
+            </w:r>
+            <w:proofErr w:type="spellStart"/>
+            <w:r>
+              <w:rPr>
+                <w:rFonts w:ascii="Arial" w:hAnsi="Arial" w:cs="Arial"/>
+              </w:rPr>
+              <w:t>Batang</w:t>
+            </w:r>
+            <w:proofErr w:type="spellEnd"/>
+            <w:r>
+              <w:rPr>
+                <w:rFonts w:ascii="Arial" w:hAnsi="Arial" w:cs="Arial"/>
+              </w:rPr>
+              <w:t xml:space="preserve"> Hari</w:t>
             </w:r>
           </w:p>
         </w:tc>
@@ -1019,12 +1269,14 @@
           <w:rFonts w:ascii="Arial" w:hAnsi="Arial" w:cs="Arial"/>
         </w:rPr>
       </w:pPr>
+      <w:proofErr w:type="spellStart"/>
       <w:r>
         <w:rPr>
           <w:rFonts w:ascii="Arial" w:hAnsi="Arial" w:cs="Arial"/>
         </w:rPr>
         <w:t>Kegiatan</w:t>
       </w:r>
+      <w:proofErr w:type="spellEnd"/>
     </w:p>
     <w:tbl>
       <w:tblPr>
@@ -1149,11 +1401,19 @@
                 <w:rFonts w:ascii="Arial" w:hAnsi="Arial" w:cs="Arial"/>
               </w:rPr>
             </w:pPr>
-            <w:r>
-              <w:rPr>
-                <w:rFonts w:ascii="Arial" w:hAnsi="Arial" w:cs="Arial"/>
-              </w:rPr>
-              <w:t>Tanggal Surat Tugas</w:t>
+            <w:proofErr w:type="spellStart"/>
+            <w:r>
+              <w:rPr>
+                <w:rFonts w:ascii="Arial" w:hAnsi="Arial" w:cs="Arial"/>
+              </w:rPr>
+              <w:t>Tanggal</w:t>
+            </w:r>
+            <w:proofErr w:type="spellEnd"/>
+            <w:r>
+              <w:rPr>
+                <w:rFonts w:ascii="Arial" w:hAnsi="Arial" w:cs="Arial"/>
+              </w:rPr>
+              <w:t xml:space="preserve"> Surat Tugas</w:t>
             </w:r>
           </w:p>
         </w:tc>
@@ -1198,12 +1458,14 @@
               </w:rPr>
               <w:t>${</w:t>
             </w:r>
+            <w:proofErr w:type="spellStart"/>
             <w:r>
               <w:rPr>
                 <w:rFonts w:ascii="Arial" w:hAnsi="Arial" w:cs="Arial"/>
               </w:rPr>
               <w:t>TglSTugas</w:t>
             </w:r>
+            <w:proofErr w:type="spellEnd"/>
             <w:r>
               <w:rPr>
                 <w:rFonts w:ascii="Arial" w:hAnsi="Arial" w:cs="Arial"/>
@@ -1232,11 +1494,19 @@
                 <w:rFonts w:ascii="Arial" w:hAnsi="Arial" w:cs="Arial"/>
               </w:rPr>
             </w:pPr>
-            <w:r>
-              <w:rPr>
-                <w:rFonts w:ascii="Arial" w:hAnsi="Arial" w:cs="Arial"/>
-              </w:rPr>
-              <w:t>Tanggal Tugas</w:t>
+            <w:proofErr w:type="spellStart"/>
+            <w:r>
+              <w:rPr>
+                <w:rFonts w:ascii="Arial" w:hAnsi="Arial" w:cs="Arial"/>
+              </w:rPr>
+              <w:t>Tanggal</w:t>
+            </w:r>
+            <w:proofErr w:type="spellEnd"/>
+            <w:r>
+              <w:rPr>
+                <w:rFonts w:ascii="Arial" w:hAnsi="Arial" w:cs="Arial"/>
+              </w:rPr>
+              <w:t xml:space="preserve"> Tugas</w:t>
             </w:r>
           </w:p>
         </w:tc>
@@ -1278,12 +1548,14 @@
               </w:rPr>
               <w:t>${</w:t>
             </w:r>
+            <w:proofErr w:type="spellStart"/>
             <w:r>
               <w:rPr>
                 <w:rFonts w:ascii="Arial" w:hAnsi="Arial" w:cs="Arial"/>
               </w:rPr>
               <w:t>TglTugas</w:t>
             </w:r>
+            <w:proofErr w:type="spellEnd"/>
             <w:r>
               <w:rPr>
                 <w:rFonts w:ascii="Arial" w:hAnsi="Arial" w:cs="Arial"/>
@@ -1374,6 +1646,13 @@
               </w:rPr>
               <w:t>}</w:t>
             </w:r>
+            <w:r>
+              <w:rPr>
+                <w:rFonts w:ascii="Arial" w:hAnsi="Arial" w:cs="Arial"/>
+                <w:lang w:val="id-ID"/>
+              </w:rPr>
+              <w:t xml:space="preserve"> ${Survei}</w:t>
+            </w:r>
           </w:p>
         </w:tc>
       </w:tr>
@@ -1385,13 +1664,39 @@
           <w:p>
             <w:pPr>
               <w:pStyle w:val="ListParagraph"/>
+              <w:numPr>
+                <w:ilvl w:val="1"/>
+                <w:numId w:val="20"/>
+              </w:numPr>
               <w:spacing w:line="288" w:lineRule="auto"/>
-              <w:ind w:left="312"/>
+              <w:ind w:left="323"/>
               <w:jc w:val="both"/>
               <w:rPr>
                 <w:rFonts w:ascii="Arial" w:hAnsi="Arial" w:cs="Arial"/>
               </w:rPr>
             </w:pPr>
+            <w:proofErr w:type="spellStart"/>
+            <w:r>
+              <w:rPr>
+                <w:rFonts w:ascii="Arial" w:hAnsi="Arial" w:cs="Arial"/>
+              </w:rPr>
+              <w:t>Pembebanan</w:t>
+            </w:r>
+            <w:proofErr w:type="spellEnd"/>
+            <w:r>
+              <w:rPr>
+                <w:rFonts w:ascii="Arial" w:hAnsi="Arial" w:cs="Arial"/>
+              </w:rPr>
+              <w:t xml:space="preserve"> </w:t>
+            </w:r>
+            <w:proofErr w:type="spellStart"/>
+            <w:r>
+              <w:rPr>
+                <w:rFonts w:ascii="Arial" w:hAnsi="Arial" w:cs="Arial"/>
+              </w:rPr>
+              <w:t>Pembiayaan</w:t>
+            </w:r>
+            <w:proofErr w:type="spellEnd"/>
           </w:p>
         </w:tc>
         <w:tc>
@@ -1405,6 +1710,12 @@
                 <w:rFonts w:ascii="Arial" w:hAnsi="Arial" w:cs="Arial"/>
               </w:rPr>
             </w:pPr>
+            <w:r>
+              <w:rPr>
+                <w:rFonts w:ascii="Arial" w:hAnsi="Arial" w:cs="Arial"/>
+              </w:rPr>
+              <w:t>:</w:t>
+            </w:r>
           </w:p>
         </w:tc>
         <w:tc>
@@ -1451,7 +1762,35 @@
         <w:rPr>
           <w:rFonts w:ascii="Arial" w:hAnsi="Arial" w:cs="Arial"/>
         </w:rPr>
-        <w:t>Hasil Pelaksanaan Tugas (Terlampir)</w:t>
+        <w:t xml:space="preserve">Hasil </w:t>
+      </w:r>
+      <w:proofErr w:type="spellStart"/>
+      <w:r>
+        <w:rPr>
+          <w:rFonts w:ascii="Arial" w:hAnsi="Arial" w:cs="Arial"/>
+        </w:rPr>
+        <w:t>Pelaksanaan</w:t>
+      </w:r>
+      <w:proofErr w:type="spellEnd"/>
+      <w:r>
+        <w:rPr>
+          <w:rFonts w:ascii="Arial" w:hAnsi="Arial" w:cs="Arial"/>
+        </w:rPr>
+        <w:t xml:space="preserve"> Tugas (</w:t>
+      </w:r>
+      <w:proofErr w:type="spellStart"/>
+      <w:r>
+        <w:rPr>
+          <w:rFonts w:ascii="Arial" w:hAnsi="Arial" w:cs="Arial"/>
+        </w:rPr>
+        <w:t>Terlampir</w:t>
+      </w:r>
+      <w:proofErr w:type="spellEnd"/>
+      <w:r>
+        <w:rPr>
+          <w:rFonts w:ascii="Arial" w:hAnsi="Arial" w:cs="Arial"/>
+        </w:rPr>
+        <w:t>)</w:t>
       </w:r>
     </w:p>
     <w:p>
@@ -1623,13 +1962,23 @@
           <w:szCs w:val="22"/>
         </w:rPr>
       </w:pPr>
+      <w:proofErr w:type="spellStart"/>
       <w:r>
         <w:rPr>
           <w:rFonts w:ascii="Arial" w:hAnsi="Arial" w:cs="Arial"/>
           <w:sz w:val="22"/>
           <w:szCs w:val="22"/>
         </w:rPr>
-        <w:t>Tembusan:</w:t>
+        <w:t>Tembusan</w:t>
+      </w:r>
+      <w:proofErr w:type="spellEnd"/>
+      <w:r>
+        <w:rPr>
+          <w:rFonts w:ascii="Arial" w:hAnsi="Arial" w:cs="Arial"/>
+          <w:sz w:val="22"/>
+          <w:szCs w:val="22"/>
+        </w:rPr>
+        <w:t>:</w:t>
       </w:r>
     </w:p>
     <w:p>
@@ -1645,21 +1994,95 @@
           <w:szCs w:val="22"/>
         </w:rPr>
       </w:pPr>
+      <w:proofErr w:type="spellStart"/>
       <w:r>
         <w:rPr>
           <w:rFonts w:ascii="Arial" w:hAnsi="Arial" w:cs="Arial"/>
           <w:sz w:val="22"/>
           <w:szCs w:val="22"/>
         </w:rPr>
-        <w:t>Pejabat Pembuat Komitmen</w:t>
-      </w:r>
+        <w:t>Pejabat</w:t>
+      </w:r>
+      <w:proofErr w:type="spellEnd"/>
       <w:r>
         <w:rPr>
           <w:rFonts w:ascii="Arial" w:hAnsi="Arial" w:cs="Arial"/>
           <w:sz w:val="22"/>
           <w:szCs w:val="22"/>
         </w:rPr>
-        <w:t xml:space="preserve"> BPS Kabupaten Batang Hari</w:t>
+        <w:t xml:space="preserve"> </w:t>
+      </w:r>
+      <w:proofErr w:type="spellStart"/>
+      <w:r>
+        <w:rPr>
+          <w:rFonts w:ascii="Arial" w:hAnsi="Arial" w:cs="Arial"/>
+          <w:sz w:val="22"/>
+          <w:szCs w:val="22"/>
+        </w:rPr>
+        <w:t>Pembuat</w:t>
+      </w:r>
+      <w:proofErr w:type="spellEnd"/>
+      <w:r>
+        <w:rPr>
+          <w:rFonts w:ascii="Arial" w:hAnsi="Arial" w:cs="Arial"/>
+          <w:sz w:val="22"/>
+          <w:szCs w:val="22"/>
+        </w:rPr>
+        <w:t xml:space="preserve"> </w:t>
+      </w:r>
+      <w:proofErr w:type="spellStart"/>
+      <w:r>
+        <w:rPr>
+          <w:rFonts w:ascii="Arial" w:hAnsi="Arial" w:cs="Arial"/>
+          <w:sz w:val="22"/>
+          <w:szCs w:val="22"/>
+        </w:rPr>
+        <w:t>Komitmen</w:t>
+      </w:r>
+      <w:proofErr w:type="spellEnd"/>
+      <w:r>
+        <w:rPr>
+          <w:rFonts w:ascii="Arial" w:hAnsi="Arial" w:cs="Arial"/>
+          <w:sz w:val="22"/>
+          <w:szCs w:val="22"/>
+        </w:rPr>
+        <w:t xml:space="preserve"> BPS </w:t>
+      </w:r>
+      <w:proofErr w:type="spellStart"/>
+      <w:r>
+        <w:rPr>
+          <w:rFonts w:ascii="Arial" w:hAnsi="Arial" w:cs="Arial"/>
+          <w:sz w:val="22"/>
+          <w:szCs w:val="22"/>
+        </w:rPr>
+        <w:t>Kabupaten</w:t>
+      </w:r>
+      <w:proofErr w:type="spellEnd"/>
+      <w:r>
+        <w:rPr>
+          <w:rFonts w:ascii="Arial" w:hAnsi="Arial" w:cs="Arial"/>
+          <w:sz w:val="22"/>
+          <w:szCs w:val="22"/>
+        </w:rPr>
+        <w:t xml:space="preserve"> </w:t>
+      </w:r>
+      <w:proofErr w:type="spellStart"/>
+      <w:r>
+        <w:rPr>
+          <w:rFonts w:ascii="Arial" w:hAnsi="Arial" w:cs="Arial"/>
+          <w:sz w:val="22"/>
+          <w:szCs w:val="22"/>
+        </w:rPr>
+        <w:t>Batang</w:t>
+      </w:r>
+      <w:proofErr w:type="spellEnd"/>
+      <w:r>
+        <w:rPr>
+          <w:rFonts w:ascii="Arial" w:hAnsi="Arial" w:cs="Arial"/>
+          <w:sz w:val="22"/>
+          <w:szCs w:val="22"/>
+        </w:rPr>
+        <w:t xml:space="preserve"> Hari</w:t>
       </w:r>
     </w:p>
     <w:p>
@@ -1893,8 +2316,18 @@
                 <w:b/>
                 <w:color w:val="FFFFFF"/>
               </w:rPr>
-              <w:t>Hari/ Tanggal</w:t>
-            </w:r>
+              <w:t xml:space="preserve">Hari/ </w:t>
+            </w:r>
+            <w:proofErr w:type="spellStart"/>
+            <w:r>
+              <w:rPr>
+                <w:rFonts w:ascii="Arial" w:hAnsi="Arial" w:cs="Arial"/>
+                <w:b/>
+                <w:color w:val="FFFFFF"/>
+              </w:rPr>
+              <w:t>Tanggal</w:t>
+            </w:r>
+            <w:proofErr w:type="spellEnd"/>
           </w:p>
         </w:tc>
         <w:tc>
@@ -1913,13 +2346,23 @@
                 <w:color w:val="FFFFFF"/>
               </w:rPr>
             </w:pPr>
+            <w:proofErr w:type="spellStart"/>
             <w:r>
               <w:rPr>
                 <w:rFonts w:ascii="Arial" w:hAnsi="Arial" w:cs="Arial"/>
                 <w:b/>
                 <w:color w:val="FFFFFF"/>
               </w:rPr>
-              <w:t>Waktu (WIB)</w:t>
+              <w:t>Waktu</w:t>
+            </w:r>
+            <w:proofErr w:type="spellEnd"/>
+            <w:r>
+              <w:rPr>
+                <w:rFonts w:ascii="Arial" w:hAnsi="Arial" w:cs="Arial"/>
+                <w:b/>
+                <w:color w:val="FFFFFF"/>
+              </w:rPr>
+              <w:t xml:space="preserve"> (WIB)</w:t>
             </w:r>
           </w:p>
         </w:tc>
@@ -1939,6 +2382,7 @@
                 <w:color w:val="FFFFFF"/>
               </w:rPr>
             </w:pPr>
+            <w:proofErr w:type="spellStart"/>
             <w:r>
               <w:rPr>
                 <w:rFonts w:ascii="Arial" w:hAnsi="Arial" w:cs="Arial"/>
@@ -1947,6 +2391,7 @@
               </w:rPr>
               <w:t>Kegiatan</w:t>
             </w:r>
+            <w:proofErr w:type="spellEnd"/>
           </w:p>
         </w:tc>
         <w:tc>
@@ -1965,6 +2410,7 @@
                 <w:color w:val="FFFFFF"/>
               </w:rPr>
             </w:pPr>
+            <w:proofErr w:type="spellStart"/>
             <w:r>
               <w:rPr>
                 <w:rFonts w:ascii="Arial" w:hAnsi="Arial" w:cs="Arial"/>
@@ -1973,6 +2419,7 @@
               </w:rPr>
               <w:t>Lokasi</w:t>
             </w:r>
+            <w:proofErr w:type="spellEnd"/>
           </w:p>
         </w:tc>
       </w:tr>
@@ -2323,7 +2770,21 @@
               <w:rPr>
                 <w:rFonts w:ascii="Arial" w:hAnsi="Arial" w:cs="Arial"/>
               </w:rPr>
-              <w:t xml:space="preserve"> Batang Hari</w:t>
+              <w:t xml:space="preserve"> </w:t>
+            </w:r>
+            <w:proofErr w:type="spellStart"/>
+            <w:r>
+              <w:rPr>
+                <w:rFonts w:ascii="Arial" w:hAnsi="Arial" w:cs="Arial"/>
+              </w:rPr>
+              <w:t>Batang</w:t>
+            </w:r>
+            <w:proofErr w:type="spellEnd"/>
+            <w:r>
+              <w:rPr>
+                <w:rFonts w:ascii="Arial" w:hAnsi="Arial" w:cs="Arial"/>
+              </w:rPr>
+              <w:t xml:space="preserve"> Hari</w:t>
             </w:r>
           </w:p>
         </w:tc>
@@ -2405,18 +2866,68 @@
                 <w:lang w:val="id-ID"/>
               </w:rPr>
             </w:pPr>
-            <w:r>
-              <w:rPr>
-                <w:rFonts w:ascii="Arial" w:hAnsi="Arial" w:cs="Arial"/>
-              </w:rPr>
-              <w:t>Perjalanan dari BPS Kabupaten Batang Hari Menuju</w:t>
-            </w:r>
+            <w:proofErr w:type="spellStart"/>
+            <w:r>
+              <w:rPr>
+                <w:rFonts w:ascii="Arial" w:hAnsi="Arial" w:cs="Arial"/>
+              </w:rPr>
+              <w:t>Perjalanan</w:t>
+            </w:r>
+            <w:proofErr w:type="spellEnd"/>
             <w:r>
               <w:rPr>
                 <w:rFonts w:ascii="Arial" w:hAnsi="Arial" w:cs="Arial"/>
               </w:rPr>
               <w:t xml:space="preserve"> </w:t>
             </w:r>
+            <w:proofErr w:type="spellStart"/>
+            <w:r>
+              <w:rPr>
+                <w:rFonts w:ascii="Arial" w:hAnsi="Arial" w:cs="Arial"/>
+              </w:rPr>
+              <w:t>dari</w:t>
+            </w:r>
+            <w:proofErr w:type="spellEnd"/>
+            <w:r>
+              <w:rPr>
+                <w:rFonts w:ascii="Arial" w:hAnsi="Arial" w:cs="Arial"/>
+              </w:rPr>
+              <w:t xml:space="preserve"> BPS </w:t>
+            </w:r>
+            <w:proofErr w:type="spellStart"/>
+            <w:r>
+              <w:rPr>
+                <w:rFonts w:ascii="Arial" w:hAnsi="Arial" w:cs="Arial"/>
+              </w:rPr>
+              <w:t>Kabupaten</w:t>
+            </w:r>
+            <w:proofErr w:type="spellEnd"/>
+            <w:r>
+              <w:rPr>
+                <w:rFonts w:ascii="Arial" w:hAnsi="Arial" w:cs="Arial"/>
+              </w:rPr>
+              <w:t xml:space="preserve"> </w:t>
+            </w:r>
+            <w:proofErr w:type="spellStart"/>
+            <w:r>
+              <w:rPr>
+                <w:rFonts w:ascii="Arial" w:hAnsi="Arial" w:cs="Arial"/>
+              </w:rPr>
+              <w:t>Batang</w:t>
+            </w:r>
+            <w:proofErr w:type="spellEnd"/>
+            <w:r>
+              <w:rPr>
+                <w:rFonts w:ascii="Arial" w:hAnsi="Arial" w:cs="Arial"/>
+              </w:rPr>
+              <w:t xml:space="preserve"> Hari Menuju</w:t>
+            </w:r>
+            <w:r>
+              <w:rPr>
+                <w:rFonts w:ascii="Arial" w:hAnsi="Arial" w:cs="Arial"/>
+              </w:rPr>
+              <w:t xml:space="preserve"> </w:t>
+            </w:r>
             <w:r>
               <w:rPr>
                 <w:rFonts w:ascii="Arial" w:hAnsi="Arial" w:cs="Arial"/>
@@ -2429,12 +2940,14 @@
               </w:rPr>
               <w:t>${</w:t>
             </w:r>
+            <w:proofErr w:type="spellStart"/>
             <w:r>
               <w:rPr>
                 <w:rFonts w:ascii="Arial" w:hAnsi="Arial" w:cs="Arial"/>
               </w:rPr>
               <w:t>Kecamatan</w:t>
             </w:r>
+            <w:proofErr w:type="spellEnd"/>
             <w:r>
               <w:rPr>
                 <w:rFonts w:ascii="Arial" w:hAnsi="Arial" w:cs="Arial"/>
@@ -3047,7 +3560,7 @@
 </file>
 
 <file path=word/numbering.xml><?xml version="1.0" encoding="utf-8"?>
-<w:numbering xmlns:wpc="http://schemas.microsoft.com/office/word/2010/wordprocessingCanvas" xmlns:cx="http://schemas.microsoft.com/office/drawing/2014/chartex" xmlns:cx1="http://schemas.microsoft.com/office/drawing/2015/9/8/chartex" xmlns:cx2="http://schemas.microsoft.com/office/drawing/2015/10/21/chartex" xmlns:cx3="http://schemas.microsoft.com/office/drawing/2016/5/9/chartex" xmlns:cx4="http://schemas.microsoft.com/office/drawing/2016/5/10/chartex" xmlns:cx5="http://schemas.microsoft.com/office/drawing/2016/5/11/chartex" xmlns:cx6="http://schemas.microsoft.com/office/drawing/2016/5/12/chartex" xmlns:cx7="http://schemas.microsoft.com/office/drawing/2016/5/13/chartex" xmlns:cx8="http://schemas.microsoft.com/office/drawing/2016/5/14/chartex" xmlns:mc="http://schemas.openxmlformats.org/markup-compatibility/2006" xmlns:aink="http://schemas.microsoft.com/office/drawing/2016/ink" xmlns:am3d="http://schemas.microsoft.com/office/drawing/2017/model3d" xmlns:o="urn:schemas-microsoft-com:office:office" xmlns:oel="http://schemas.microsoft.com/office/2019/extlst" xmlns:r="http://schemas.openxmlformats.org/officeDocument/2006/relationships" xmlns:m="http://schemas.openxmlformats.org/officeDocument/2006/math" xmlns:v="urn:schemas-microsoft-com:vml" xmlns:wp14="http://schemas.microsoft.com/office/word/2010/wordprocessingDrawing" xmlns:wp="http://schemas.openxmlformats.org/drawingml/2006/wordprocessingDrawing" xmlns:w10="urn:schemas-microsoft-com:office:word" xmlns:w="http://schemas.openxmlformats.org/wordprocessingml/2006/main" xmlns:w14="http://schemas.microsoft.com/office/word/2010/wordml" xmlns:w15="http://schemas.microsoft.com/office/word/2012/wordml" xmlns:w16cei="http://schemas.microsoft.com/office/word/2026/wordml/cei" xmlns:w16cex="http://schemas.microsoft.com/office/word/2018/wordml/cex" xmlns:w16cid="http://schemas.microsoft.com/office/word/2016/wordml/cid" xmlns:w16="http://schemas.microsoft.com/office/word/2018/wordml" xmlns:w16du="http://schemas.microsoft.com/office/word/2023/wordml/word16du" xmlns:w16sdtdh="http://schemas.microsoft.com/office/word/2020/wordml/sdtdatahash" xmlns:w16sdtfl="http://schemas.microsoft.com/office/word/2024/wordml/sdtformatlock" xmlns:w16se="http://schemas.microsoft.com/office/word/2015/wordml/symex" xmlns:wpg="http://schemas.microsoft.com/office/word/2010/wordprocessingGroup" xmlns:wpi="http://schemas.microsoft.com/office/word/2010/wordprocessingInk" xmlns:wne="http://schemas.microsoft.com/office/word/2006/wordml" xmlns:wps="http://schemas.microsoft.com/office/word/2010/wordprocessingShape" mc:Ignorable="w14 w15 w16se w16cid w16 w16cex w16sdtdh w16sdtfl w16du wp14">
+<w:numbering xmlns:wpc="http://schemas.microsoft.com/office/word/2010/wordprocessingCanvas" xmlns:cx="http://schemas.microsoft.com/office/drawing/2014/chartex" xmlns:cx1="http://schemas.microsoft.com/office/drawing/2015/9/8/chartex" xmlns:cx2="http://schemas.microsoft.com/office/drawing/2015/10/21/chartex" xmlns:cx3="http://schemas.microsoft.com/office/drawing/2016/5/9/chartex" xmlns:cx4="http://schemas.microsoft.com/office/drawing/2016/5/10/chartex" xmlns:cx5="http://schemas.microsoft.com/office/drawing/2016/5/11/chartex" xmlns:cx6="http://schemas.microsoft.com/office/drawing/2016/5/12/chartex" xmlns:cx7="http://schemas.microsoft.com/office/drawing/2016/5/13/chartex" xmlns:cx8="http://schemas.microsoft.com/office/drawing/2016/5/14/chartex" xmlns:mc="http://schemas.openxmlformats.org/markup-compatibility/2006" xmlns:aink="http://schemas.microsoft.com/office/drawing/2016/ink" xmlns:am3d="http://schemas.microsoft.com/office/drawing/2017/model3d" xmlns:o="urn:schemas-microsoft-com:office:office" xmlns:oel="http://schemas.microsoft.com/office/2019/extlst" xmlns:r="http://schemas.openxmlformats.org/officeDocument/2006/relationships" xmlns:m="http://schemas.openxmlformats.org/officeDocument/2006/math" xmlns:v="urn:schemas-microsoft-com:vml" xmlns:wp14="http://schemas.microsoft.com/office/word/2010/wordprocessingDrawing" xmlns:wp="http://schemas.openxmlformats.org/drawingml/2006/wordprocessingDrawing" xmlns:w10="urn:schemas-microsoft-com:office:word" xmlns:w="http://schemas.openxmlformats.org/wordprocessingml/2006/main" xmlns:w14="http://schemas.microsoft.com/office/word/2010/wordml" xmlns:w15="http://schemas.microsoft.com/office/word/2012/wordml" xmlns:w16cex="http://schemas.microsoft.com/office/word/2018/wordml/cex" xmlns:w16cid="http://schemas.microsoft.com/office/word/2016/wordml/cid" xmlns:w16="http://schemas.microsoft.com/office/word/2018/wordml" xmlns:w16du="http://schemas.microsoft.com/office/word/2023/wordml/word16du" xmlns:w16sdtdh="http://schemas.microsoft.com/office/word/2020/wordml/sdtdatahash" xmlns:w16sdtfl="http://schemas.microsoft.com/office/word/2024/wordml/sdtformatlock" xmlns:w16se="http://schemas.microsoft.com/office/word/2015/wordml/symex" xmlns:wpg="http://schemas.microsoft.com/office/word/2010/wordprocessingGroup" xmlns:wpi="http://schemas.microsoft.com/office/word/2010/wordprocessingInk" xmlns:wne="http://schemas.microsoft.com/office/word/2006/wordml" xmlns:wps="http://schemas.microsoft.com/office/word/2010/wordprocessingShape" mc:Ignorable="w14 w15 w16se w16cid w16 w16cex w16sdtdh w16sdtfl w16du wp14">
   <w:abstractNum w:abstractNumId="0" w15:restartNumberingAfterBreak="0">
     <w:nsid w:val="04735553"/>
     <w:multiLevelType w:val="multilevel"/>
@@ -6716,28 +7229,28 @@
 </file>
 
 <file path=customXml/item1.xml><?xml version="1.0" encoding="utf-8"?>
-<b:Sources xmlns:b="http://schemas.openxmlformats.org/officeDocument/2006/bibliography" xmlns="http://schemas.openxmlformats.org/officeDocument/2006/bibliography" SelectedStyle="\APASixthEditionOfficeOnline.xsl" StyleName="APA" Version="6"/>
-</file>
-
-<file path=customXml/item2.xml><?xml version="1.0" encoding="utf-8"?>
 <go:gDocsCustomXmlDataStorage xmlns:go="http://customooxmlschemas.google.com/" xmlns:r="http://schemas.openxmlformats.org/officeDocument/2006/relationships" uri="GoogleDocsCustomDataVersion2">
   <go:docsCustomData xmlns:go="http://customooxmlschemas.google.com/" roundtripDataSignature="AMtx7mhHd0wGb1yzXq9YK6Z6mLFOJVlIMQ==">CgMxLjA4AHIhMUk4LUdub3pBMDFud3U2WUtOejkybHMtWExfWlhMQUZR</go:docsCustomData>
 </go:gDocsCustomXmlDataStorage>
 </file>
 
-<file path=customXml/itemProps1.xml><?xml version="1.0" encoding="utf-8"?>
-<ds:datastoreItem xmlns:ds="http://schemas.openxmlformats.org/officeDocument/2006/customXml" ds:itemID="{68DB590A-7A64-4CAC-B81C-8A466E651E1A}">
-  <ds:schemaRefs>
-    <ds:schemaRef ds:uri="http://schemas.openxmlformats.org/officeDocument/2006/bibliography"/>
-  </ds:schemaRefs>
-</ds:datastoreItem>
+<file path=customXml/item2.xml><?xml version="1.0" encoding="utf-8"?>
+<b:Sources xmlns:b="http://schemas.openxmlformats.org/officeDocument/2006/bibliography" xmlns="http://schemas.openxmlformats.org/officeDocument/2006/bibliography" SelectedStyle="\APASixthEditionOfficeOnline.xsl" StyleName="APA" Version="6"/>
 </file>
 
-<file path=customXml/itemProps2.xml><?xml version="1.0" encoding="utf-8"?>
+<file path=customXml/itemProps1.xml><?xml version="1.0" encoding="utf-8"?>
 <ds:datastoreItem xmlns:ds="http://schemas.openxmlformats.org/officeDocument/2006/customXml" ds:itemID="{11111111-1234-1234-1234-123412341234}">
   <ds:schemaRefs>
     <ds:schemaRef ds:uri="http://customooxmlschemas.google.com/"/>
     <ds:schemaRef ds:uri="http://schemas.openxmlformats.org/officeDocument/2006/relationships"/>
   </ds:schemaRefs>
 </ds:datastoreItem>
+</file>
+
+<file path=customXml/itemProps2.xml><?xml version="1.0" encoding="utf-8"?>
+<ds:datastoreItem xmlns:ds="http://schemas.openxmlformats.org/officeDocument/2006/customXml" ds:itemID="{68DB590A-7A64-4CAC-B81C-8A466E651E1A}">
+  <ds:schemaRefs>
+    <ds:schemaRef ds:uri="http://schemas.openxmlformats.org/officeDocument/2006/bibliography"/>
+  </ds:schemaRefs>
+</ds:datastoreItem>
 </file>